--- a/templates/labor_arbitration_template.docx
+++ b/templates/labor_arbitration_template.docx
@@ -44,7 +44,7 @@
           <w:sz w:val="28"/>
           <w:rFonts w:ascii="仿宋" w:hAnsi="仿宋" w:eastAsia="仿宋"/>
         </w:rPr>
-        <w:t>{{ applicant_name }}，{{ applicant_gender }}，{{ applicant_birth }}出生，住址：{{ applicant_address }}。身份证号码：{{ applicant_id }}。联系电话：{{ applicant_phone }}。</w:t>
+        <w:t>{% if applicant_is_natural %}{{ applicant_name }}，{{ applicant_gender }}，{{ applicant_birth }}出生，{{ applicant_ethnicity }}，住址：{{ applicant_address }}。公民身份号码：{{ applicant_id }}。联系电话：{{ applicant_phone }}。{% else %}{{ applicant_name }}，住所地：{{ applicant_address }}。统一社会信用代码：{{ applicant_id }}。法定代表人：{{ applicant_legal_rep }}，职务：{{ applicant_rep_position }}。联系电话：{{ applicant_phone }}。{% endif %}</w:t>
       </w:r>
     </w:p>
     <w:p>
@@ -71,7 +71,7 @@
           <w:sz w:val="28"/>
           <w:rFonts w:ascii="仿宋" w:hAnsi="仿宋" w:eastAsia="仿宋"/>
         </w:rPr>
-        <w:t>{{ respondent_name }}，住所地：{{ respondent_address }}。统一社会信用代码：{{ respondent_id }}。法定代表人：{{ respondent_legal_rep }}。联系电话：{{ respondent_phone }}。</w:t>
+        <w:t>{% if respondent_is_natural %}{{ respondent_name }}，{{ respondent_gender }}，{{ respondent_birth }}出生，{{ respondent_ethnicity }}，住址：{{ respondent_address }}。公民身份号码：{{ respondent_id }}。联系电话：{{ respondent_phone }}。{% else %}{{ respondent_name }}，住所地：{{ respondent_address }}。统一社会信用代码：{{ respondent_id }}。法定代表人：{{ respondent_legal_rep }}，职务：{{ respondent_rep_position }}。联系电话：{{ respondent_phone }}。{% endif %}</w:t>
       </w:r>
     </w:p>
     <w:p/>
@@ -106,7 +106,7 @@
           <w:sz w:val="28"/>
           <w:rFonts w:ascii="仿宋" w:hAnsi="仿宋" w:eastAsia="仿宋"/>
         </w:rPr>
-        <w:t>{% for req in arbitration_claims %}{{ loop.index }}、{{ req }}</w:t>
+        <w:t>{% for claim in arbitration_claims %}{{ loop.index }}、{{ claim }}</w:t>
         <w:br/>
         <w:t>{% endfor %}</w:t>
       </w:r>
@@ -154,6 +154,61 @@
       </w:pPr>
       <w:r>
         <w:rPr>
+          <w:rFonts w:ascii="黑体" w:hAnsi="黑体"/>
+          <w:b/>
+          <w:color w:val="000000"/>
+          <w:sz w:val="28"/>
+          <w:rFonts w:ascii="黑体" w:hAnsi="黑体" w:eastAsia="黑体"/>
+        </w:rPr>
+        <w:t>证据和证据来源，证人姓名和住所：</w:t>
+      </w:r>
+    </w:p>
+    <w:p>
+      <w:pPr>
+        <w:spacing w:line="560" w:lineRule="exact" w:before="0" w:after="80"/>
+        <w:ind w:firstLine="560"/>
+        <w:jc w:val="both"/>
+      </w:pPr>
+      <w:r>
+        <w:rPr>
+          <w:rFonts w:ascii="仿宋" w:hAnsi="仿宋"/>
+          <w:b w:val="0"/>
+          <w:color w:val="000000"/>
+          <w:sz w:val="28"/>
+          <w:rFonts w:ascii="仿宋" w:hAnsi="仿宋" w:eastAsia="仿宋"/>
+        </w:rPr>
+        <w:t>{% for ev in evidences %}{{ loop.index }}、{{ ev.name }}；来源：{{ ev.source }}{% if ev.witness %}；证人：{{ ev.witness }}{% endif %}</w:t>
+        <w:br/>
+        <w:t>{% endfor %}</w:t>
+      </w:r>
+    </w:p>
+    <w:p/>
+    <w:p>
+      <w:pPr>
+        <w:spacing w:line="560" w:lineRule="exact" w:before="0" w:after="80"/>
+        <w:ind w:firstLine="560"/>
+        <w:jc w:val="both"/>
+      </w:pPr>
+      <w:r>
+        <w:rPr>
+          <w:rFonts w:ascii="仿宋" w:hAnsi="仿宋"/>
+          <w:b w:val="0"/>
+          <w:color w:val="000000"/>
+          <w:sz w:val="22"/>
+          <w:rFonts w:ascii="仿宋" w:hAnsi="仿宋" w:eastAsia="仿宋"/>
+        </w:rPr>
+        <w:t>【提示】仲裁时效一般为1年，具体以律师核实为准。</w:t>
+      </w:r>
+    </w:p>
+    <w:p/>
+    <w:p>
+      <w:pPr>
+        <w:spacing w:line="560" w:lineRule="exact" w:before="0" w:after="80"/>
+        <w:ind w:firstLine="0"/>
+        <w:jc w:val="both"/>
+      </w:pPr>
+      <w:r>
+        <w:rPr>
           <w:rFonts w:ascii="仿宋" w:hAnsi="仿宋"/>
           <w:b w:val="0"/>
           <w:color w:val="000000"/>
@@ -171,7 +226,7 @@
           <w:sz w:val="28"/>
           <w:rFonts w:ascii="黑体" w:hAnsi="黑体" w:eastAsia="黑体"/>
         </w:rPr>
-        <w:t>{{ arbitration_committee }}劳动人事争议仲裁委员会</w:t>
+        <w:t>{{ arbitration_committee }}</w:t>
       </w:r>
     </w:p>
     <w:p/>
